--- a/Paul Allen - ISTA421 - Final Paper.docx
+++ b/Paul Allen - ISTA421 - Final Paper.docx
@@ -95,15 +95,7 @@
         <w:ind w:firstLine="375"/>
       </w:pPr>
       <w:r>
-        <w:t xml:space="preserve">A secondary question is whether a non-linear model performs better than a regularized linear model, or whether ordinary least squares </w:t>
-      </w:r>
-      <w:proofErr w:type="gramStart"/>
-      <w:r>
-        <w:t>performs</w:t>
-      </w:r>
-      <w:proofErr w:type="gramEnd"/>
-      <w:r>
-        <w:t xml:space="preserve"> just as well. The task is supervised regression because the target, earthquake magnitude, is continuous. Three models are compared: ordinary least squares regression, Ridge regression, and a Decision Tree regressor. All three are implemented from scratch in NumPy and evaluated using R², RMSE, and MAE.</w:t>
+        <w:t>A secondary question is whether a non-linear model performs better than a regularized linear model, or whether ordinary least squares performs just as well. The task is supervised regression because the target, earthquake magnitude, is continuous. Three models are compared: ordinary least squares regression, Ridge regression, and a Decision Tree regressor. All three are implemented from scratch in NumPy and evaluated using R², RMSE, and MAE.</w:t>
       </w:r>
     </w:p>
     <w:p>
@@ -170,31 +162,7 @@
         <w:ind w:firstLine="375"/>
       </w:pPr>
       <w:r>
-        <w:t xml:space="preserve">A major limitation is that true magnitude is calculated from waveform </w:t>
-      </w:r>
-      <w:proofErr w:type="gramStart"/>
-      <w:r>
-        <w:t>amplitude</w:t>
-      </w:r>
-      <w:proofErr w:type="gramEnd"/>
-      <w:r>
-        <w:t xml:space="preserve">, and waveform </w:t>
-      </w:r>
-      <w:proofErr w:type="gramStart"/>
-      <w:r>
-        <w:t>amplitude is</w:t>
-      </w:r>
-      <w:proofErr w:type="gramEnd"/>
-      <w:r>
-        <w:t xml:space="preserve"> not included here. </w:t>
-      </w:r>
-      <w:proofErr w:type="gramStart"/>
-      <w:r>
-        <w:t>So</w:t>
-      </w:r>
-      <w:proofErr w:type="gramEnd"/>
-      <w:r>
-        <w:t xml:space="preserve"> I would not expect the model to perfectly predict magnitude. If the R² has a ceiling, that is partly because the most important information is missing, not just because the algorithms failed.</w:t>
+        <w:t>A major limitation is that true magnitude is calculated from waveform amplitude, and waveform amplitude is not included here. So I would not expect the model to perfectly predict magnitude. If the R² has a ceiling, that is partly because the most important information is missing, not just because the algorithms failed.</w:t>
       </w:r>
     </w:p>
     <w:p>
@@ -313,15 +281,7 @@
         <w:ind w:firstLine="720"/>
       </w:pPr>
       <w:r>
-        <w:t xml:space="preserve">Before making figures or fitting models, I cleaned the </w:t>
-      </w:r>
-      <w:proofErr w:type="gramStart"/>
-      <w:r>
-        <w:t>dataset</w:t>
-      </w:r>
-      <w:proofErr w:type="gramEnd"/>
-      <w:r>
-        <w:t xml:space="preserve"> so all later analysis used the same final set of events. The raw AZGS catalog started with 4,756 events. I first dropped administrative columns that were not useful for prediction: </w:t>
+        <w:t xml:space="preserve">Before making figures or fitting models, I cleaned the dataset so all later analysis used the same final set of events. The raw AZGS catalog started with 4,756 events. I first dropped administrative columns that were not useful for prediction: </w:t>
       </w:r>
       <w:proofErr w:type="spellStart"/>
       <w:r>
@@ -446,15 +406,7 @@
         <w:ind w:firstLine="720"/>
       </w:pPr>
       <w:r>
-        <w:t xml:space="preserve">The summary statistics show that the cleaned catalog is dominated by small earthquakes. Magnitude has a mean of 1.74, median of 1.6, standard deviation of 0.59, and range of 0.4 to 4.5. Number of Phases is also </w:t>
-      </w:r>
-      <w:proofErr w:type="gramStart"/>
-      <w:r>
-        <w:t>right-skewed</w:t>
-      </w:r>
-      <w:proofErr w:type="gramEnd"/>
-      <w:r>
-        <w:t>, with a mean of 12.79, median of 10, and maximum of 74. This means most events have a modest number of picked arrivals, while a few better-recorded events have many more.</w:t>
+        <w:t>The summary statistics show that the cleaned catalog is dominated by small earthquakes. Magnitude has a mean of 1.74, median of 1.6, standard deviation of 0.59, and range of 0.4 to 4.5. Number of Phases is also right-skewed, with a mean of 12.79, median of 10, and maximum of 74. This means most events have a modest number of picked arrivals, while a few better-recorded events have many more.</w:t>
       </w:r>
     </w:p>
     <w:p>
@@ -937,15 +889,7 @@
       </w:r>
       <w:proofErr w:type="spellEnd"/>
       <w:r>
-        <w:t xml:space="preserve"> are moderately correlated, with r = 0.71. The L2 penalty can shrink correlated coefficients without removing either variable. The Decision Tree is included to test whether non-linear patterns or feature interactions improve prediction. It is also useful because its splits are easy to interpret and could </w:t>
-      </w:r>
-      <w:proofErr w:type="gramStart"/>
-      <w:r>
-        <w:t>translate</w:t>
-      </w:r>
-      <w:proofErr w:type="gramEnd"/>
-      <w:r>
-        <w:t xml:space="preserve"> into simple catalog QC rules.</w:t>
+        <w:t xml:space="preserve"> are moderately correlated, with r = 0.71. The L2 penalty can shrink correlated coefficients without removing either variable. The Decision Tree is included to test whether non-linear patterns or feature interactions improve prediction. It is also useful because its splits are easy to interpret and could translate into simple catalog QC rules.</w:t>
       </w:r>
     </w:p>
     <w:p>
@@ -953,15 +897,7 @@
         <w:ind w:firstLine="720"/>
       </w:pPr>
       <w:r>
-        <w:t xml:space="preserve">Together, these models test a simple question: does making the model more flexible </w:t>
-      </w:r>
-      <w:proofErr w:type="gramStart"/>
-      <w:r>
-        <w:t>actually help</w:t>
-      </w:r>
-      <w:proofErr w:type="gramEnd"/>
-      <w:r>
-        <w:t>, or is most of the useful signal already captured by a linear model?</w:t>
+        <w:t>Together, these models test a simple question: does making the model more flexible actually help, or is most of the useful signal already captured by a linear model?</w:t>
       </w:r>
     </w:p>
     <w:p>
@@ -1037,15 +973,7 @@
         <w:ind w:firstLine="720"/>
       </w:pPr>
       <w:r>
-        <w:t xml:space="preserve">OLS regression was implemented with batch gradient descent using mean squared error, a learning rate of 0.05, and 5,000 epochs. Ridge regression used the same </w:t>
-      </w:r>
-      <w:proofErr w:type="gramStart"/>
-      <w:r>
-        <w:t>structure, but</w:t>
-      </w:r>
-      <w:proofErr w:type="gramEnd"/>
-      <w:r>
-        <w:t xml:space="preserve"> added an L2 penalty to the weight update. The bias term was not penalized. I tested 30 λ values from 0.001 to 1000 using 5-fold cross-validation. The best value was λ = 0.0728, with a CV RMSE of 0.4491. </w:t>
+        <w:t xml:space="preserve">OLS regression was implemented with batch gradient descent using mean squared error, a learning rate of 0.05, and 5,000 epochs. Ridge regression used the same structure, but added an L2 penalty to the weight update. The bias term was not penalized. I tested 30 λ values from 0.001 to 1000 using 5-fold cross-validation. The best value was λ = 0.0728, with a CV RMSE of 0.4491. </w:t>
       </w:r>
       <w:r>
         <w:t>Since the best λ was very small, Ridge was basically acting a lot like OLS in the final model.</w:t>
@@ -1132,15 +1060,7 @@
         <w:ind w:firstLine="720"/>
       </w:pPr>
       <w:r>
-        <w:t xml:space="preserve">The Decision Tree was also implemented from scratch. At each split, the code </w:t>
-      </w:r>
-      <w:proofErr w:type="gramStart"/>
-      <w:r>
-        <w:t>searched</w:t>
-      </w:r>
-      <w:proofErr w:type="gramEnd"/>
-      <w:r>
-        <w:t xml:space="preserve"> possible features and threshold values and chose the split that minimized the total child-node sum of squared error. The tree used </w:t>
+        <w:t xml:space="preserve">The Decision Tree was also implemented from scratch. At each split, the code searched possible features and threshold values and chose the split that minimized the total child-node sum of squared error. The tree used </w:t>
       </w:r>
       <w:proofErr w:type="spellStart"/>
       <w:r>
@@ -1345,15 +1265,7 @@
         <w:ind w:firstLine="720"/>
       </w:pPr>
       <w:r>
-        <w:t xml:space="preserve">Overall, all three models perform </w:t>
-      </w:r>
-      <w:proofErr w:type="gramStart"/>
-      <w:r>
-        <w:t>fairly similarly</w:t>
-      </w:r>
-      <w:proofErr w:type="gramEnd"/>
-      <w:r>
-        <w:t>. The R² values range from about 0.45 to 0.50, meaning the models explain roughly half of the variation in magnitude. The RMSE values are also close, ranging from 0.4356 to 0.4581, and the MAE values range from 0.3388 to 0.3579. The main result is that increasing model flexibility does not dramatically improve performance on this dataset.</w:t>
+        <w:t>Overall, all three models perform fairly similarly. The R² values range from about 0.45 to 0.50, meaning the models explain roughly half of the variation in magnitude. The RMSE values are also close, ranging from 0.4356 to 0.4581, and the MAE values range from 0.3388 to 0.3579. The main result is that increasing model flexibility does not dramatically improve performance on this dataset.</w:t>
       </w:r>
     </w:p>
     <w:p>
@@ -1563,7 +1475,10 @@
       </w:r>
       <w:proofErr w:type="spellEnd"/>
       <w:r>
-        <w:t xml:space="preserve"> are never used. This is important because the tree was free to choose any feature at each split, but it still focused on the same main variables suggested by the linear models.</w:t>
+        <w:t xml:space="preserve"> are never used. </w:t>
+      </w:r>
+      <w:r>
+        <w:t>This is worth noting because the tree could have chosen any feature at each split, but it still ended up using the same main variables suggested by the linear models.</w:t>
       </w:r>
     </w:p>
     <w:p>
@@ -1571,23 +1486,7 @@
         <w:ind w:firstLine="720"/>
       </w:pPr>
       <w:r>
-        <w:t xml:space="preserve">Overall, </w:t>
-      </w:r>
-      <w:proofErr w:type="gramStart"/>
-      <w:r>
-        <w:t>the model</w:t>
-      </w:r>
-      <w:proofErr w:type="gramEnd"/>
-      <w:r>
-        <w:t xml:space="preserve"> evaluation supports the main hypotheses. Number of Phases is clearly the most important predictor, Ridge performs almost the same as OLS, and the Decision Tree does not provide a major improvement. The signal in the catalog features is </w:t>
-      </w:r>
-      <w:proofErr w:type="gramStart"/>
-      <w:r>
-        <w:t>real, but</w:t>
-      </w:r>
-      <w:proofErr w:type="gramEnd"/>
-      <w:r>
-        <w:t xml:space="preserve"> limited. More model complexity does not solve the main limitation, which is that waveform amplitude is not included as a predictor.</w:t>
+        <w:t>Overall, the model evaluation supports the main hypotheses. Number of Phases is clearly the most important predictor, Ridge performs almost the same as OLS, and the Decision Tree does not provide a major improvement. The signal in the catalog features is real, but limited. More model complexity does not solve the main limitation, which is that waveform amplitude is not included as a predictor.</w:t>
       </w:r>
     </w:p>
     <w:p>
@@ -1638,23 +1537,7 @@
         <w:ind w:firstLine="720"/>
       </w:pPr>
       <w:r>
-        <w:t xml:space="preserve">Number of Phases is clearly the most important predictor. It has the largest standardized coefficient in </w:t>
-      </w:r>
-      <w:proofErr w:type="gramStart"/>
-      <w:r>
-        <w:t>the linear</w:t>
-      </w:r>
-      <w:proofErr w:type="gramEnd"/>
-      <w:r>
-        <w:t xml:space="preserve"> models and is the </w:t>
-      </w:r>
-      <w:proofErr w:type="gramStart"/>
-      <w:r>
-        <w:t>most-used</w:t>
-      </w:r>
-      <w:proofErr w:type="gramEnd"/>
-      <w:r>
-        <w:t xml:space="preserve"> split variable in the Decision Tree. Latitude and Rms add weaker secondary information.</w:t>
+        <w:t>Number of Phases is clearly the most important predictor. It has the largest standardized coefficient in the linear models and is the most-used split variable in the Decision Tree. Latitude and Rms add weaker secondary information.</w:t>
       </w:r>
     </w:p>
     <w:p>
@@ -1725,7 +1608,10 @@
         <w:ind w:firstLine="720"/>
       </w:pPr>
       <w:r>
-        <w:t>The main limitations are the lack of waveform features, the modest cleaned sample size of 782 events, the right-skewed magnitude distribution, uneven spatial coverage, and the imbalance between ML and MD events. Future work should focus less on more complex models and more on better inputs, especially waveform-derived features like amplitude, peak ground velocity, frequency content, and per-station residual information</w:t>
+        <w:t xml:space="preserve">The main limitations are the lack of waveform features, the modest cleaned sample size of 782 events, the right-skewed magnitude distribution, uneven spatial coverage, and the imbalance between ML and MD events. </w:t>
+      </w:r>
+      <w:r>
+        <w:t>So the next step is probably not to throw a more complicated model at the same inputs. It would be more useful to add better inputs, especially waveform-derived features like amplitude, peak ground velocity, frequency content, and per-station residual information</w:t>
       </w:r>
       <w:r>
         <w:t>.</w:t>
@@ -1752,15 +1638,7 @@
         <w:ind w:firstLine="720"/>
       </w:pPr>
       <w:r>
-        <w:t xml:space="preserve">This project connects directly to my work with the AZGS earthquake catalog. A simple version of this model could be used as a catalog </w:t>
-      </w:r>
-      <w:proofErr w:type="gramStart"/>
-      <w:r>
-        <w:t>quality-control</w:t>
-      </w:r>
-      <w:proofErr w:type="gramEnd"/>
-      <w:r>
-        <w:t xml:space="preserve"> check. </w:t>
+        <w:t xml:space="preserve">This project connects directly to my work with the AZGS earthquake catalog. A simple version of this model could be used as a catalog quality-control check. </w:t>
       </w:r>
     </w:p>
     <w:p>
@@ -1768,10 +1646,10 @@
         <w:ind w:firstLine="720"/>
       </w:pPr>
       <w:r>
-        <w:t>The project also helped build skills that are useful for future geoscience and exploration work. Regularized regression, tree-based models, and cross-validation are common tools in data driven geoscience problems, including play fairway analysis and probabilistic favorability mapping. Implementing the models from scratch made the hyperparameters easier to understand</w:t>
-      </w:r>
-      <w:r>
-        <w:t>.</w:t>
+        <w:t xml:space="preserve">The project also helped build skills that are useful for future geoscience and exploration work. Regularized regression, tree-based models, and cross-validation are common tools in data driven geoscience problems, including play fairway analysis and probabilistic favorability mapping. </w:t>
+      </w:r>
+      <w:r>
+        <w:t>Implementing the models from scratch also made the hyperparameters feel less like black boxes.</w:t>
       </w:r>
     </w:p>
     <w:p/>
@@ -1815,6 +1693,7 @@
         <w:contextualSpacing w:val="0"/>
       </w:pPr>
       <w:r>
+        <w:lastRenderedPageBreak/>
         <w:t>ISTA 421 course materials (Ridge regression, cross-validation lecture notes).</w:t>
       </w:r>
     </w:p>

--- a/Paul Allen - ISTA421 - Final Paper.docx
+++ b/Paul Allen - ISTA421 - Final Paper.docx
@@ -32,6 +32,9 @@
       </w:pPr>
       <w:r>
         <w:t>ISTA 421</w:t>
+      </w:r>
+      <w:r>
+        <w:t xml:space="preserve"> </w:t>
       </w:r>
     </w:p>
     <w:p>
@@ -103,15 +106,10 @@
         <w:ind w:firstLine="375"/>
       </w:pPr>
       <w:r>
-        <w:t>Three hypotheses guide the analysis. First, Number of Phases will be the strongest predictor because larger events are usually recorded by more stations and have more picked arrivals. Second, Ridge regression will perform very similarly to OLS because the main multicollinearity issue, the Rms-</w:t>
-      </w:r>
-      <w:proofErr w:type="spellStart"/>
-      <w:r>
-        <w:t>Erh</w:t>
-      </w:r>
-      <w:proofErr w:type="spellEnd"/>
-      <w:r>
-        <w:t xml:space="preserve"> pair, is moderate. Third, the Decision Tree may capture some weak non-linear structure, but it will not dramatically outperform the linear models.</w:t>
+        <w:t xml:space="preserve">Three hypotheses guide the analysis. First, Number of Phases will be the strongest predictor because larger events are usually recorded by more stations and have more picked arrivals. Second, Ridge regression will perform very similarly to OLS because the main multicollinearity issue, the Rms-Erh pair, is moderate. </w:t>
+      </w:r>
+      <w:r>
+        <w:t>Third, the Decision Tree might pick up some weak non-linear patterns, but I'm not expecting it to beat the linear models by much.</w:t>
       </w:r>
     </w:p>
     <w:p>
@@ -139,7 +137,10 @@
         <w:ind w:firstLine="375"/>
       </w:pPr>
       <w:r>
-        <w:t xml:space="preserve">This project matters because the Arizona Geological Survey maintains a statewide earthquake catalog used by emergency managers, hazard modelers, and researchers. </w:t>
+        <w:t>At AZGS we maintain a statewide earthquake catalog that gets used by emergency managers, hazard modelers, and researchers.</w:t>
+      </w:r>
+      <w:r>
+        <w:t xml:space="preserve"> </w:t>
       </w:r>
       <w:r>
         <w:t>A model like this would not replace the actual magnitude calculation. The more realistic use is as a simple quality-control check. If an event’s recorded magnitude looks very different from what the detection parameters suggest, then it could be flagged for a second look.</w:t>
@@ -150,7 +151,10 @@
         <w:ind w:firstLine="375"/>
       </w:pPr>
       <w:r>
-        <w:t xml:space="preserve">Scientifically, the model results can also show which detection parameters carry the most information about magnitude. For example, if Number of Phases dominates the </w:t>
+        <w:t>Beyond the QC use case, the model coefficients tell us which detection parameters carry the most magnitude information.</w:t>
+      </w:r>
+      <w:r>
+        <w:t xml:space="preserve"> For example, if Number of Phases dominates the </w:t>
       </w:r>
       <w:r>
         <w:lastRenderedPageBreak/>
@@ -162,8 +166,16 @@
         <w:ind w:firstLine="375"/>
       </w:pPr>
       <w:r>
-        <w:t>A major limitation is that true magnitude is calculated from waveform amplitude, and waveform amplitude is not included here. So I would not expect the model to perfectly predict magnitude. If the R² has a ceiling, that is partly because the most important information is missing, not just because the algorithms failed.</w:t>
-      </w:r>
+        <w:t>One thing worth flagging up front: actual magnitude is computed from waveform amplitude, and amplitude isn't in my feature set. So I'm not expecting any of the models to perfectly predict magnitude. If R² hits a ceiling, that's probably because the most direct physical input is missing, not because the models are doing something wrong</w:t>
+      </w:r>
+      <w:r>
+        <w:t>.</w:t>
+      </w:r>
+    </w:p>
+    <w:p>
+      <w:pPr>
+        <w:ind w:firstLine="375"/>
+      </w:pPr>
     </w:p>
     <w:p>
       <w:pPr>
@@ -206,29 +218,16 @@
         <w:ind w:firstLine="375"/>
       </w:pPr>
       <w:r>
-        <w:t xml:space="preserve">The predictors are Depth, Number of Phases, Rms, </w:t>
-      </w:r>
-      <w:proofErr w:type="spellStart"/>
-      <w:r>
-        <w:t>Erh</w:t>
-      </w:r>
-      <w:proofErr w:type="spellEnd"/>
-      <w:r>
-        <w:t xml:space="preserve">, Erz, longitude, latitude, and Type. Depth measures how far below the surface the event occurred. Number of Phases is the count of picked P and S arrivals. Rms measures the time-residual misfit of the location solution, while </w:t>
-      </w:r>
-      <w:proofErr w:type="spellStart"/>
-      <w:r>
-        <w:t>Erh</w:t>
-      </w:r>
-      <w:proofErr w:type="spellEnd"/>
-      <w:r>
-        <w:t xml:space="preserve"> and Erz measure horizontal and vertical uncertainty. Longitude and latitude describe event location. Type records whether the magnitude is ML or MD and is encoded as the binary variable </w:t>
-      </w:r>
-      <w:proofErr w:type="spellStart"/>
-      <w:r>
-        <w:t>Type_ML</w:t>
-      </w:r>
-      <w:proofErr w:type="spellEnd"/>
+        <w:t>The predictors are Depth, Number of Phases, Rms, Erh, Erz, longitude, latitude, and Type. Depth measures how far below the surface the event occurred. Number of Phases is the count of picked P and S arrivals. Rms measures the time-residual misfit of the location solution, while Erh and Erz measure horizontal and vertical uncertainty. Longitude and latitude describe event location. Type records whether the magnitude is ML or MD and is encoded as the binary variable Type_ML.</w:t>
+      </w:r>
+    </w:p>
+    <w:p>
+      <w:pPr>
+        <w:ind w:firstLine="375"/>
+      </w:pPr>
+      <w:r>
+        <w:t>This is real operational catalog data — the same dataset I work with at AZGS — with a well-defined target, a mix of continuous and categorical predictors, and 782 cleaned events, which is plenty for the assignment minimum of 40</w:t>
+      </w:r>
       <w:r>
         <w:t>.</w:t>
       </w:r>
@@ -237,14 +236,6 @@
       <w:pPr>
         <w:ind w:firstLine="375"/>
       </w:pPr>
-      <w:r>
-        <w:t>This dataset is suitable because it is real operational catalog data, has a clear prediction target, includes both continuous and categorical predictors, and has 782 cleaned observations, which is well above the assignment minimum.</w:t>
-      </w:r>
-    </w:p>
-    <w:p>
-      <w:pPr>
-        <w:ind w:firstLine="375"/>
-      </w:pPr>
     </w:p>
     <w:p>
       <w:pPr>
@@ -281,45 +272,68 @@
         <w:ind w:firstLine="720"/>
       </w:pPr>
       <w:r>
-        <w:t xml:space="preserve">Before making figures or fitting models, I cleaned the dataset so all later analysis used the same final set of events. The raw AZGS catalog started with 4,756 events. I first dropped administrative columns that were not useful for prediction: </w:t>
-      </w:r>
-      <w:proofErr w:type="spellStart"/>
-      <w:r>
-        <w:t>GlobalID</w:t>
-      </w:r>
-      <w:proofErr w:type="spellEnd"/>
+        <w:t xml:space="preserve">Before making figures or fitting models, I cleaned the dataset so all later analysis used the same final set of events. The raw AZGS catalog started with 4,756 events. I first dropped administrative columns that were not useful for prediction: GlobalID, TImeTest, </w:t>
+      </w:r>
+      <w:r>
+        <w:lastRenderedPageBreak/>
+        <w:t>Mercalli, CreationDate, EditDate, Location, and Notes. I then converted the quantitative columns to numeric values, with blank or non-numeric entries converted to NaN.</w:t>
+      </w:r>
+    </w:p>
+    <w:p>
+      <w:pPr>
+        <w:ind w:firstLine="720"/>
+      </w:pPr>
+      <w:r>
+        <w:t>Rows with NaN or zero values in any quantitative field were removed, leaving 789 events. Zero values in fields like Depth, Erh, or Erz were treated as data-entry problems rather than real measurements. I then removed one clear outlier with an Rms of 101 seconds, leaving 788 events. Next, I removed events outside the approximate Arizona bounds, leaving 785 events. Finally, I removed the three Mw-scale events, since there were too few to model and Mw is different from ML and MD. The final cleaned dataset contains 782 events. The Type column was then encoded as Type_ML, where 1 means ML and 0 means MD.</w:t>
+      </w:r>
+    </w:p>
+    <w:p>
+      <w:pPr>
+        <w:ind w:firstLine="720"/>
+      </w:pPr>
+      <w:r>
+        <w:t xml:space="preserve">The cleaned data are imbalanced in two ways. Magnitude is right-skewed, with a mean of 1.74, median of 1.6, and maximum of 4.5. Most events are below magnitude 2.0, which is expected for earthquake catalogs. Type is also imbalanced, with 732 ML events and 50 MD events. </w:t>
+      </w:r>
+      <w:r>
+        <w:t>I didn't resample the data because the skew is what the catalog actually looks like</w:t>
+      </w:r>
       <w:r>
         <w:t xml:space="preserve">, </w:t>
       </w:r>
-      <w:proofErr w:type="spellStart"/>
-      <w:r>
-        <w:t>TImeTest</w:t>
-      </w:r>
-      <w:proofErr w:type="spellEnd"/>
-      <w:r>
-        <w:t xml:space="preserve">, Mercalli, </w:t>
-      </w:r>
-      <w:proofErr w:type="spellStart"/>
-      <w:r>
-        <w:t>CreationDate</w:t>
-      </w:r>
-      <w:proofErr w:type="spellEnd"/>
-      <w:r>
-        <w:t xml:space="preserve">, </w:t>
-      </w:r>
-      <w:proofErr w:type="spellStart"/>
-      <w:r>
-        <w:t>EditDate</w:t>
-      </w:r>
-      <w:proofErr w:type="spellEnd"/>
-      <w:r>
-        <w:t xml:space="preserve">, Location, and Notes. I then converted the quantitative columns to numeric values, with blank or non-numeric entries converted to </w:t>
-      </w:r>
-      <w:proofErr w:type="spellStart"/>
-      <w:r>
-        <w:t>NaN</w:t>
-      </w:r>
-      <w:proofErr w:type="spellEnd"/>
+      <w:r>
+        <w:t>earthquakes follow Gutenberg-Richter, so most events are small and a few are large, and I want the model to learn that distribution.</w:t>
+      </w:r>
+    </w:p>
+    <w:p>
+      <w:pPr>
+        <w:ind w:firstLine="720"/>
+      </w:pPr>
+    </w:p>
+    <w:p>
+      <w:pPr>
+        <w:rPr>
+          <w:b/>
+          <w:bCs/>
+        </w:rPr>
+      </w:pPr>
+      <w:r>
+        <w:rPr>
+          <w:b/>
+          <w:bCs/>
+        </w:rPr>
+        <w:t>2.2 Summary Statstics and Single-Variable Distributions</w:t>
+      </w:r>
+    </w:p>
+    <w:p>
+      <w:pPr>
+        <w:ind w:firstLine="720"/>
+      </w:pPr>
+      <w:r>
+        <w:t xml:space="preserve">The summary statistics show that the cleaned catalog is dominated by small earthquakes. Magnitude has a mean of 1.74, median of 1.6, standard deviation of 0.59, and range of 0.4 to 4.5. Number of Phases is also right-skewed, with a mean of 12.79, median of 10, and maximum of 74. </w:t>
+      </w:r>
+      <w:r>
+        <w:t>So most events have just a handful of picked arrivals, while a few well-recorded ones have many more</w:t>
+      </w:r>
       <w:r>
         <w:t>.</w:t>
       </w:r>
@@ -329,103 +343,19 @@
         <w:ind w:firstLine="720"/>
       </w:pPr>
       <w:r>
+        <w:t>Figure 1 shows the magnitude histogram. The distribution has a modal value near M 1.5 and a long upper tail to M 4.5. Figure 2 compares magnitude by Type. The catalog contains 732 ML events and 50 MD events. ML events span the full range from 0.4 to 4.5, while MD events are concentrated between M 1.0 and M 2.3. Because there are so few MD events, the Type variable should be interpreted carefully in the model results.</w:t>
+      </w:r>
+    </w:p>
+    <w:p>
+      <w:pPr>
+        <w:keepNext/>
+        <w:ind w:firstLine="720"/>
+      </w:pPr>
+      <w:r>
+        <w:rPr>
+          <w:noProof/>
+        </w:rPr>
         <w:lastRenderedPageBreak/>
-        <w:t xml:space="preserve">Rows with </w:t>
-      </w:r>
-      <w:proofErr w:type="spellStart"/>
-      <w:r>
-        <w:t>NaN</w:t>
-      </w:r>
-      <w:proofErr w:type="spellEnd"/>
-      <w:r>
-        <w:t xml:space="preserve"> or zero values in any quantitative field were removed, leaving 789 events. Zero values in fields like Depth, </w:t>
-      </w:r>
-      <w:proofErr w:type="spellStart"/>
-      <w:r>
-        <w:t>Erh</w:t>
-      </w:r>
-      <w:proofErr w:type="spellEnd"/>
-      <w:r>
-        <w:t xml:space="preserve">, or Erz were treated as data-entry problems rather than real measurements. I then removed one clear outlier with an Rms of 101 seconds, leaving 788 events. Next, I removed events outside the approximate Arizona bounds, leaving 785 events. Finally, I removed the three Mw-scale events, since there were too few to model and Mw is different from ML and MD. The final cleaned dataset contains 782 events. The Type column was then encoded as </w:t>
-      </w:r>
-      <w:proofErr w:type="spellStart"/>
-      <w:r>
-        <w:t>Type_ML</w:t>
-      </w:r>
-      <w:proofErr w:type="spellEnd"/>
-      <w:r>
-        <w:t>, where 1 means ML and 0 means MD.</w:t>
-      </w:r>
-    </w:p>
-    <w:p>
-      <w:pPr>
-        <w:ind w:firstLine="720"/>
-      </w:pPr>
-      <w:r>
-        <w:t xml:space="preserve">The cleaned data are imbalanced in two ways. Magnitude is right-skewed, with a mean of 1.74, median of 1.6, and maximum of 4.5. Most events are below magnitude 2.0, which is expected for earthquake catalogs. Type is also imbalanced, with 732 ML events and 50 MD events. </w:t>
-      </w:r>
-    </w:p>
-    <w:p>
-      <w:pPr>
-        <w:ind w:firstLine="720"/>
-      </w:pPr>
-    </w:p>
-    <w:p>
-      <w:pPr>
-        <w:rPr>
-          <w:b/>
-          <w:bCs/>
-        </w:rPr>
-      </w:pPr>
-      <w:r>
-        <w:rPr>
-          <w:b/>
-          <w:bCs/>
-        </w:rPr>
-        <w:t xml:space="preserve">2.2 Summary </w:t>
-      </w:r>
-      <w:proofErr w:type="spellStart"/>
-      <w:r>
-        <w:rPr>
-          <w:b/>
-          <w:bCs/>
-        </w:rPr>
-        <w:t>Statstics</w:t>
-      </w:r>
-      <w:proofErr w:type="spellEnd"/>
-      <w:r>
-        <w:rPr>
-          <w:b/>
-          <w:bCs/>
-        </w:rPr>
-        <w:t xml:space="preserve"> and Single-Variable Distributions</w:t>
-      </w:r>
-    </w:p>
-    <w:p>
-      <w:pPr>
-        <w:ind w:firstLine="720"/>
-      </w:pPr>
-      <w:r>
-        <w:t>The summary statistics show that the cleaned catalog is dominated by small earthquakes. Magnitude has a mean of 1.74, median of 1.6, standard deviation of 0.59, and range of 0.4 to 4.5. Number of Phases is also right-skewed, with a mean of 12.79, median of 10, and maximum of 74. This means most events have a modest number of picked arrivals, while a few better-recorded events have many more.</w:t>
-      </w:r>
-    </w:p>
-    <w:p>
-      <w:pPr>
-        <w:ind w:firstLine="720"/>
-      </w:pPr>
-      <w:r>
-        <w:t>Figure 1 shows the magnitude histogram. The distribution has a modal value near M 1.5 and a long upper tail to M 4.5. Figure 2 compares magnitude by Type. The catalog contains 732 ML events and 50 MD events. ML events span the full range from 0.4 to 4.5, while MD events are concentrated between M 1.0 and M 2.3. Because there are so few MD events, the Type variable should be interpreted carefully in the model results.</w:t>
-      </w:r>
-    </w:p>
-    <w:p>
-      <w:pPr>
-        <w:keepNext/>
-        <w:ind w:firstLine="720"/>
-      </w:pPr>
-      <w:r>
-        <w:rPr>
-          <w:noProof/>
-        </w:rPr>
         <w:drawing>
           <wp:inline distT="0" distB="0" distL="0" distR="0" wp14:anchorId="6F9E7E18" wp14:editId="646C41AF">
             <wp:extent cx="2644193" cy="2018877"/>
@@ -544,7 +474,6 @@
         <w:jc w:val="center"/>
       </w:pPr>
       <w:r>
-        <w:lastRenderedPageBreak/>
         <w:t xml:space="preserve">Figure </w:t>
       </w:r>
       <w:fldSimple w:instr=" SEQ Figure \* ARABIC ">
@@ -583,7 +512,13 @@
         <w:ind w:firstLine="720"/>
       </w:pPr>
       <w:r>
-        <w:t>The scatter plots show that Number of Phases has the clearest relationship with Magnitude. Events with more picked phases tend to have larger magnitudes, which makes sense because larger earthquakes are usually recorded by more stations. Depth has a weaker negative relationship with Magnitude, while Rms does not show a strong visual trend.</w:t>
+        <w:t xml:space="preserve">The scatter plots show that Number of Phases has the clearest relationship with Magnitude. </w:t>
+      </w:r>
+      <w:r>
+        <w:t>Events with more picked phases tend to have larger magnitudes. Physically that lines up — bigger earthquakes shake harder and trigger more stations.</w:t>
+      </w:r>
+      <w:r>
+        <w:t xml:space="preserve"> Depth has a weaker negative relationship with Magnitude, while Rms does not show a strong visual trend.</w:t>
       </w:r>
     </w:p>
     <w:p>
@@ -596,9 +531,9 @@
           <w:noProof/>
         </w:rPr>
         <w:drawing>
-          <wp:inline distT="0" distB="0" distL="0" distR="0" wp14:anchorId="11C2F02F" wp14:editId="366417CE">
-            <wp:extent cx="5571067" cy="1493951"/>
-            <wp:effectExtent l="0" t="0" r="0" b="0"/>
+          <wp:inline distT="0" distB="0" distL="0" distR="0" wp14:anchorId="11C2F02F" wp14:editId="7D946926">
+            <wp:extent cx="5428781" cy="1455796"/>
+            <wp:effectExtent l="0" t="0" r="635" b="0"/>
             <wp:docPr id="774429450" name="Picture 3"/>
             <wp:cNvGraphicFramePr>
               <a:graphicFrameLocks xmlns:a="http://schemas.openxmlformats.org/drawingml/2006/main" noChangeAspect="1"/>
@@ -625,7 +560,7 @@
                   <pic:spPr>
                     <a:xfrm>
                       <a:off x="0" y="0"/>
-                      <a:ext cx="5579236" cy="1496142"/>
+                      <a:ext cx="5444320" cy="1459963"/>
                     </a:xfrm>
                     <a:prstGeom prst="rect">
                       <a:avLst/>
@@ -666,15 +601,7 @@
         <w:ind w:firstLine="720"/>
       </w:pPr>
       <w:r>
-        <w:t xml:space="preserve">The correlation matrix supports the same pattern. Number of Phases has the strongest correlation with Magnitude, with r = 0.61. Latitude has a weak negative correlation with Magnitude, r = -0.22, and Depth also has a weak negative correlation, r = -0.19. The main predictor relationship to watch is between Rms and </w:t>
-      </w:r>
-      <w:proofErr w:type="spellStart"/>
-      <w:r>
-        <w:t>Erh</w:t>
-      </w:r>
-      <w:proofErr w:type="spellEnd"/>
-      <w:r>
-        <w:t>, r = 0.71. This is the strongest correlation between two predictors and is the main reason Ridge regression is included later.</w:t>
+        <w:t>The correlation matrix supports the same pattern. Number of Phases has the strongest correlation with Magnitude, with r = 0.61. Latitude has a weak negative correlation with Magnitude, r = -0.22, and Depth also has a weak negative correlation, r = -0.19. The main predictor relationship to watch is between Rms and Erh, r = 0.71. This is the strongest correlation between two predictors and is the main reason Ridge regression is included later.</w:t>
       </w:r>
     </w:p>
     <w:p>
@@ -688,8 +615,8 @@
         </w:rPr>
         <w:lastRenderedPageBreak/>
         <w:drawing>
-          <wp:inline distT="0" distB="0" distL="0" distR="0" wp14:anchorId="3AA0AD81" wp14:editId="7F2BDA3F">
-            <wp:extent cx="3301164" cy="2650102"/>
+          <wp:inline distT="0" distB="0" distL="0" distR="0" wp14:anchorId="3AA0AD81" wp14:editId="5D7CB12F">
+            <wp:extent cx="3114475" cy="2500233"/>
             <wp:effectExtent l="0" t="0" r="0" b="0"/>
             <wp:docPr id="299243607" name="Picture 4"/>
             <wp:cNvGraphicFramePr>
@@ -717,7 +644,7 @@
                   <pic:spPr>
                     <a:xfrm>
                       <a:off x="0" y="0"/>
-                      <a:ext cx="3316639" cy="2662525"/>
+                      <a:ext cx="3139820" cy="2520579"/>
                     </a:xfrm>
                     <a:prstGeom prst="rect">
                       <a:avLst/>
@@ -758,7 +685,16 @@
         <w:ind w:firstLine="720"/>
       </w:pPr>
       <w:r>
-        <w:t>The geographic scatter plot shows that earthquakes are not evenly distributed across Arizona. Most events are clustered in northern Arizona, especially around the Colorado Plateau and Mogollon Rim, with another cluster in the southeast. This matters because spatial predictors may partly reflect station coverage and catalog density, not only earthquake physics.</w:t>
+        <w:t xml:space="preserve">The geographic scatter plot shows that earthquakes are not evenly distributed across Arizona. Most events are clustered in northern Arizona, especially around the Colorado Plateau and Mogollon Rim, with another cluster in the southeast. </w:t>
+      </w:r>
+      <w:r>
+        <w:t xml:space="preserve">Worth </w:t>
+      </w:r>
+      <w:r>
+        <w:t>noting</w:t>
+      </w:r>
+      <w:r>
+        <w:t xml:space="preserve"> because the spatial predictors (x, y) will partly pick up where station density is highest, not just where the seismicity differs.</w:t>
       </w:r>
     </w:p>
     <w:p>
@@ -771,9 +707,9 @@
           <w:noProof/>
         </w:rPr>
         <w:drawing>
-          <wp:inline distT="0" distB="0" distL="0" distR="0" wp14:anchorId="0AE5BDA5" wp14:editId="388270BD">
-            <wp:extent cx="2881573" cy="2582333"/>
-            <wp:effectExtent l="0" t="0" r="0" b="8890"/>
+          <wp:inline distT="0" distB="0" distL="0" distR="0" wp14:anchorId="0AE5BDA5" wp14:editId="36A35982">
+            <wp:extent cx="2932576" cy="2628040"/>
+            <wp:effectExtent l="0" t="0" r="1270" b="1270"/>
             <wp:docPr id="716352568" name="Picture 5"/>
             <wp:cNvGraphicFramePr>
               <a:graphicFrameLocks xmlns:a="http://schemas.openxmlformats.org/drawingml/2006/main" noChangeAspect="1"/>
@@ -800,7 +736,7 @@
                   <pic:spPr>
                     <a:xfrm>
                       <a:off x="0" y="0"/>
-                      <a:ext cx="2894254" cy="2593697"/>
+                      <a:ext cx="2955485" cy="2648570"/>
                     </a:xfrm>
                     <a:prstGeom prst="rect">
                       <a:avLst/>
@@ -881,15 +817,10 @@
         <w:ind w:firstLine="720"/>
       </w:pPr>
       <w:r>
-        <w:t xml:space="preserve">OLS is the baseline because it tests whether magnitude can be predicted from a simple linear combination of the catalog features. Ridge is included because Rms and </w:t>
-      </w:r>
-      <w:proofErr w:type="spellStart"/>
-      <w:r>
-        <w:t>Erh</w:t>
-      </w:r>
-      <w:proofErr w:type="spellEnd"/>
-      <w:r>
-        <w:t xml:space="preserve"> are moderately correlated, with r = 0.71. The L2 penalty can shrink correlated coefficients without removing either variable. The Decision Tree is included to test whether non-linear patterns or feature interactions improve prediction. It is also useful because its splits are easy to interpret and could translate into simple catalog QC rules.</w:t>
+        <w:t xml:space="preserve">OLS is the baseline because it tests whether magnitude can be predicted from a simple linear combination of the catalog features. Ridge is included because Rms and Erh are moderately correlated, with r = 0.71. The L2 penalty can shrink correlated coefficients without removing either variable. The Decision Tree is included to test whether non-linear patterns or feature interactions improve prediction. </w:t>
+      </w:r>
+      <w:r>
+        <w:t>The tree's splits are also easy to read, which is nice because they translate directly into candidate QC rules — something like 'if Phases &lt; 8 and Rms &gt; 0.5, flag the event.</w:t>
       </w:r>
     </w:p>
     <w:p>
@@ -925,47 +856,15 @@
         <w:ind w:firstLine="720"/>
       </w:pPr>
       <w:r>
-        <w:t xml:space="preserve">All three models used the same 80/20 train/test split with </w:t>
-      </w:r>
-      <w:proofErr w:type="spellStart"/>
-      <w:r>
-        <w:t>random_state</w:t>
-      </w:r>
-      <w:proofErr w:type="spellEnd"/>
-      <w:r>
-        <w:t xml:space="preserve"> = 36, giving 625 training events and 157 test events. For OLS and Ridge, I standardized the seven continuous predictors using only the training-set mean and standard deviation. I did not standardize </w:t>
-      </w:r>
-      <w:proofErr w:type="spellStart"/>
-      <w:r>
-        <w:t>Type_ML</w:t>
-      </w:r>
-      <w:proofErr w:type="spellEnd"/>
-      <w:r>
-        <w:t xml:space="preserve"> because it is already a 0/1 indicator. The Decision Tree did not require standardization because tree splits are based on thresholds.</w:t>
-      </w:r>
-    </w:p>
-    <w:p>
-      <w:pPr>
-        <w:ind w:firstLine="720"/>
-      </w:pPr>
-      <w:r>
-        <w:t xml:space="preserve">All three models were implemented with NumPy. I did not use </w:t>
-      </w:r>
-      <w:proofErr w:type="spellStart"/>
-      <w:r>
-        <w:t>sklearn</w:t>
-      </w:r>
-      <w:proofErr w:type="spellEnd"/>
-      <w:r>
-        <w:t xml:space="preserve"> for model fitting, although </w:t>
-      </w:r>
-      <w:proofErr w:type="spellStart"/>
-      <w:r>
-        <w:t>train_test_split</w:t>
-      </w:r>
-      <w:proofErr w:type="spellEnd"/>
-      <w:r>
-        <w:t xml:space="preserve"> was used to create the training and testing sets.</w:t>
+        <w:t>All three models used the same 80/20 train/test split with random_state = 36, giving 625 training events and 157 test events. For OLS and Ridge, I standardized the seven continuous predictors using only the training-set mean and standard deviation. I did not standardize Type_ML because it is already a 0/1 indicator. The Decision Tree did not require standardization because tree splits are based on thresholds.</w:t>
+      </w:r>
+    </w:p>
+    <w:p>
+      <w:pPr>
+        <w:ind w:firstLine="720"/>
+      </w:pPr>
+      <w:r>
+        <w:t>All three models were implemented with NumPy. I did not use sklearn for model fitting, although train_test_split was used to create the training and testing sets.</w:t>
       </w:r>
     </w:p>
     <w:p>
@@ -990,8 +889,8 @@
         </w:rPr>
         <w:lastRenderedPageBreak/>
         <w:drawing>
-          <wp:inline distT="0" distB="0" distL="0" distR="0" wp14:anchorId="61B5857D" wp14:editId="40E551DD">
-            <wp:extent cx="3165684" cy="1983288"/>
+          <wp:inline distT="0" distB="0" distL="0" distR="0" wp14:anchorId="61B5857D" wp14:editId="3B3F1CC6">
+            <wp:extent cx="3719974" cy="2330548"/>
             <wp:effectExtent l="0" t="0" r="0" b="0"/>
             <wp:docPr id="1277363143" name="Picture 6"/>
             <wp:cNvGraphicFramePr>
@@ -1019,7 +918,7 @@
                   <pic:spPr>
                     <a:xfrm>
                       <a:off x="0" y="0"/>
-                      <a:ext cx="3178110" cy="1991073"/>
+                      <a:ext cx="3747179" cy="2347592"/>
                     </a:xfrm>
                     <a:prstGeom prst="rect">
                       <a:avLst/>
@@ -1060,23 +959,7 @@
         <w:ind w:firstLine="720"/>
       </w:pPr>
       <w:r>
-        <w:t xml:space="preserve">The Decision Tree was also implemented from scratch. At each split, the code searched possible features and threshold values and chose the split that minimized the total child-node sum of squared error. The tree used </w:t>
-      </w:r>
-      <w:proofErr w:type="spellStart"/>
-      <w:r>
-        <w:t>min_samples_split</w:t>
-      </w:r>
-      <w:proofErr w:type="spellEnd"/>
-      <w:r>
-        <w:t xml:space="preserve"> = 10, and </w:t>
-      </w:r>
-      <w:proofErr w:type="spellStart"/>
-      <w:r>
-        <w:t>max_depth</w:t>
-      </w:r>
-      <w:proofErr w:type="spellEnd"/>
-      <w:r>
-        <w:t xml:space="preserve"> was tuned with 5-fold cross-validation. I tested depths from 2 through 8. The best tree had a max depth of 3, with a CV RMSE of 0.4431. Deeper trees performed slightly worse, suggesting overfitting.</w:t>
+        <w:t>The Decision Tree was also implemented from scratch. At each split, the code searched possible features and threshold values and chose the split that minimized the total child-node sum of squared error. The tree used min_samples_split = 10, and max_depth was tuned with 5-fold cross-validation. I tested depths from 2 through 8. The best tree had a max depth of 3, with a CV RMSE of 0.4431. Deeper trees performed slightly worse, suggesting overfitting.</w:t>
       </w:r>
     </w:p>
     <w:p>
@@ -1089,9 +972,9 @@
           <w:noProof/>
         </w:rPr>
         <w:drawing>
-          <wp:inline distT="0" distB="0" distL="0" distR="0" wp14:anchorId="62142AB5" wp14:editId="69C3C36F">
-            <wp:extent cx="3014133" cy="1891562"/>
-            <wp:effectExtent l="0" t="0" r="0" b="0"/>
+          <wp:inline distT="0" distB="0" distL="0" distR="0" wp14:anchorId="62142AB5" wp14:editId="0F9B44B7">
+            <wp:extent cx="3502221" cy="2197868"/>
+            <wp:effectExtent l="0" t="0" r="3175" b="0"/>
             <wp:docPr id="864345261" name="Picture 7"/>
             <wp:cNvGraphicFramePr>
               <a:graphicFrameLocks xmlns:a="http://schemas.openxmlformats.org/drawingml/2006/main" noChangeAspect="1"/>
@@ -1118,7 +1001,7 @@
                   <pic:spPr>
                     <a:xfrm>
                       <a:off x="0" y="0"/>
-                      <a:ext cx="3026303" cy="1899199"/>
+                      <a:ext cx="3544039" cy="2224112"/>
                     </a:xfrm>
                     <a:prstGeom prst="rect">
                       <a:avLst/>
@@ -1151,15 +1034,7 @@
         <w:t xml:space="preserve">: </w:t>
       </w:r>
       <w:r>
-        <w:t xml:space="preserve">5-fold cross-validation RMSE versus </w:t>
-      </w:r>
-      <w:proofErr w:type="spellStart"/>
-      <w:r>
-        <w:t>max_depth</w:t>
-      </w:r>
-      <w:proofErr w:type="spellEnd"/>
-      <w:r>
-        <w:t xml:space="preserve"> for the Decision Tree.</w:t>
+        <w:t>5-fold cross-validation RMSE versus max_depth for the Decision Tree.</w:t>
       </w:r>
     </w:p>
     <w:p>
@@ -1201,9 +1076,9 @@
         </w:rPr>
         <w:lastRenderedPageBreak/>
         <w:drawing>
-          <wp:inline distT="0" distB="0" distL="0" distR="0" wp14:anchorId="75EAC777" wp14:editId="664D2BB6">
-            <wp:extent cx="5685367" cy="1372141"/>
-            <wp:effectExtent l="0" t="0" r="0" b="0"/>
+          <wp:inline distT="0" distB="0" distL="0" distR="0" wp14:anchorId="75EAC777" wp14:editId="2D046EF7">
+            <wp:extent cx="5848274" cy="1411458"/>
+            <wp:effectExtent l="0" t="0" r="635" b="0"/>
             <wp:docPr id="1364636962" name="Picture 10"/>
             <wp:cNvGraphicFramePr>
               <a:graphicFrameLocks xmlns:a="http://schemas.openxmlformats.org/drawingml/2006/main" noChangeAspect="1"/>
@@ -1230,7 +1105,7 @@
                   <pic:spPr>
                     <a:xfrm>
                       <a:off x="0" y="0"/>
-                      <a:ext cx="5694606" cy="1374371"/>
+                      <a:ext cx="5884985" cy="1420318"/>
                     </a:xfrm>
                     <a:prstGeom prst="rect">
                       <a:avLst/>
@@ -1265,7 +1140,19 @@
         <w:ind w:firstLine="720"/>
       </w:pPr>
       <w:r>
-        <w:t>Overall, all three models perform fairly similarly. The R² values range from about 0.45 to 0.50, meaning the models explain roughly half of the variation in magnitude. The RMSE values are also close, ranging from 0.4356 to 0.4581, and the MAE values range from 0.3388 to 0.3579. The main result is that increasing model flexibility does not dramatically improve performance on this dataset.</w:t>
+        <w:t xml:space="preserve">All three models land in pretty similar territory. R² runs from about 0.45 to 0.50, so the models explain roughly half the variance in magnitude. RMSE sits between 0.4356 and 0.4581, and MAE between 0.3388 and 0.3579. The </w:t>
+      </w:r>
+      <w:r>
+        <w:t xml:space="preserve">main </w:t>
+      </w:r>
+      <w:r>
+        <w:t>takeaway is that throwing more model complexity at the problem d</w:t>
+      </w:r>
+      <w:r>
+        <w:t>id not</w:t>
+      </w:r>
+      <w:r>
+        <w:t xml:space="preserve"> really help here.</w:t>
       </w:r>
     </w:p>
     <w:p>
@@ -1286,9 +1173,9 @@
           <w:noProof/>
         </w:rPr>
         <w:drawing>
-          <wp:inline distT="0" distB="0" distL="0" distR="0" wp14:anchorId="44713890" wp14:editId="76AB092B">
-            <wp:extent cx="5215467" cy="1745175"/>
-            <wp:effectExtent l="0" t="0" r="4445" b="7620"/>
+          <wp:inline distT="0" distB="0" distL="0" distR="0" wp14:anchorId="44713890" wp14:editId="3C355882">
+            <wp:extent cx="5017938" cy="1679079"/>
+            <wp:effectExtent l="0" t="0" r="0" b="0"/>
             <wp:docPr id="1809258011" name="Picture 8"/>
             <wp:cNvGraphicFramePr>
               <a:graphicFrameLocks xmlns:a="http://schemas.openxmlformats.org/drawingml/2006/main" noChangeAspect="1"/>
@@ -1315,7 +1202,7 @@
                   <pic:spPr>
                     <a:xfrm>
                       <a:off x="0" y="0"/>
-                      <a:ext cx="5221292" cy="1747124"/>
+                      <a:ext cx="5025924" cy="1681751"/>
                     </a:xfrm>
                     <a:prstGeom prst="rect">
                       <a:avLst/>
@@ -1356,23 +1243,7 @@
         <w:ind w:firstLine="720"/>
       </w:pPr>
       <w:r>
-        <w:t xml:space="preserve">The coefficient plot also shows that Ridge and OLS learned almost the same model. In the Ridge model, Number of Phases is the dominant predictor, with a standardized coefficient of +0.314. The next-largest coefficient is latitude, y, at -0.110. All other coefficients are much smaller: longitude is +0.050, Rms is +0.033, Depth is -0.031, </w:t>
-      </w:r>
-      <w:proofErr w:type="spellStart"/>
-      <w:r>
-        <w:t>Type_ML</w:t>
-      </w:r>
-      <w:proofErr w:type="spellEnd"/>
-      <w:r>
-        <w:t xml:space="preserve"> is -0.021, </w:t>
-      </w:r>
-      <w:proofErr w:type="spellStart"/>
-      <w:r>
-        <w:t>Erh</w:t>
-      </w:r>
-      <w:proofErr w:type="spellEnd"/>
-      <w:r>
-        <w:t xml:space="preserve"> is -0.020, and Erz is -0.017. This means Number of Phases is roughly three times larger than the next strongest predictor on the standardized scale.</w:t>
+        <w:t>The coefficient plot also shows that Ridge and OLS learned almost the same model. In the Ridge model, Number of Phases is the dominant predictor, with a standardized coefficient of +0.314. The next-largest coefficient is latitude, y, at -0.110. All other coefficients are much smaller: longitude is +0.050, Rms is +0.033, Depth is -0.031, Type_ML is -0.021, Erh is -0.020, and Erz is -0.017. This means Number of Phases is roughly three times larger than the next strongest predictor on the standardized scale.</w:t>
       </w:r>
     </w:p>
     <w:p>
@@ -1386,9 +1257,9 @@
         </w:rPr>
         <w:lastRenderedPageBreak/>
         <w:drawing>
-          <wp:inline distT="0" distB="0" distL="0" distR="0" wp14:anchorId="11F31E00" wp14:editId="7034DBD6">
-            <wp:extent cx="3839633" cy="1868129"/>
-            <wp:effectExtent l="0" t="0" r="0" b="0"/>
+          <wp:inline distT="0" distB="0" distL="0" distR="0" wp14:anchorId="11F31E00" wp14:editId="1E21C99B">
+            <wp:extent cx="3797351" cy="1847557"/>
+            <wp:effectExtent l="0" t="0" r="0" b="635"/>
             <wp:docPr id="1265792513" name="Picture 9"/>
             <wp:cNvGraphicFramePr>
               <a:graphicFrameLocks xmlns:a="http://schemas.openxmlformats.org/drawingml/2006/main" noChangeAspect="1"/>
@@ -1415,7 +1286,7 @@
                   <pic:spPr>
                     <a:xfrm>
                       <a:off x="0" y="0"/>
-                      <a:ext cx="3842493" cy="1869520"/>
+                      <a:ext cx="3811190" cy="1854290"/>
                     </a:xfrm>
                     <a:prstGeom prst="rect">
                       <a:avLst/>
@@ -1459,23 +1330,7 @@
         <w:ind w:firstLine="720"/>
       </w:pPr>
       <w:r>
-        <w:t xml:space="preserve">The Decision Tree gives a useful comparison to the linear models. Of the eight predictors, the tree only uses three: Number of Phases appears in 4 splits, latitude appears in 2 splits, and Rms appears in 1 split. Depth, </w:t>
-      </w:r>
-      <w:proofErr w:type="spellStart"/>
-      <w:r>
-        <w:t>Erh</w:t>
-      </w:r>
-      <w:proofErr w:type="spellEnd"/>
-      <w:r>
-        <w:t xml:space="preserve">, Erz, longitude, and </w:t>
-      </w:r>
-      <w:proofErr w:type="spellStart"/>
-      <w:r>
-        <w:t>Type_ML</w:t>
-      </w:r>
-      <w:proofErr w:type="spellEnd"/>
-      <w:r>
-        <w:t xml:space="preserve"> are never used. </w:t>
+        <w:t xml:space="preserve">The Decision Tree gives a useful comparison to the linear models. Of the eight predictors, the tree only uses three: Number of Phases appears in 4 splits, latitude appears in 2 splits, and Rms appears in 1 split. Depth, Erh, Erz, longitude, and Type_ML are never used. </w:t>
       </w:r>
       <w:r>
         <w:t>This is worth noting because the tree could have chosen any feature at each split, but it still ended up using the same main variables suggested by the linear models.</w:t>
@@ -1545,22 +1400,30 @@
         <w:ind w:firstLine="720"/>
       </w:pPr>
       <w:r>
-        <w:t>The non-linear model does not clearly outperform the linear models. The Decision Tree has the best MAE, but OLS has the best R² and RMSE. Overall, all three hypotheses are supported: Number of Phases dominates, Ridge performs almost the same as OLS, and the Decision Tree does not provide a major improvement.</w:t>
-      </w:r>
-    </w:p>
-    <w:p/>
-    <w:p>
-      <w:pPr>
-        <w:rPr>
-          <w:b/>
-          <w:bCs/>
-        </w:rPr>
-      </w:pPr>
-      <w:r>
-        <w:rPr>
-          <w:b/>
-          <w:bCs/>
-        </w:rPr>
+        <w:t>The non-linear model doesn't clearly beat the linear ones. The Decision Tree wins on MAE, but OLS wins on R² and RMSE. As discussed in Section 3.3, all three starting hypotheses held up.</w:t>
+      </w:r>
+    </w:p>
+    <w:p>
+      <w:pPr>
+        <w:rPr>
+          <w:b/>
+          <w:bCs/>
+        </w:rPr>
+      </w:pPr>
+    </w:p>
+    <w:p>
+      <w:pPr>
+        <w:rPr>
+          <w:b/>
+          <w:bCs/>
+        </w:rPr>
+      </w:pPr>
+      <w:r>
+        <w:rPr>
+          <w:b/>
+          <w:bCs/>
+        </w:rPr>
+        <w:lastRenderedPageBreak/>
         <w:t xml:space="preserve">4.2 Conclusions and </w:t>
       </w:r>
       <w:r>
@@ -1592,15 +1455,7 @@
         <w:ind w:firstLine="720"/>
       </w:pPr>
       <w:r>
-        <w:t>Ridge performing almost the same as OLS is also useful. The Rms-</w:t>
-      </w:r>
-      <w:proofErr w:type="spellStart"/>
-      <w:r>
-        <w:t>Erh</w:t>
-      </w:r>
-      <w:proofErr w:type="spellEnd"/>
-      <w:r>
-        <w:t xml:space="preserve"> correlation did not destabilize the linear model enough for regularization to matter much. The Decision Tree supports the same feature ranking, using only Number of Phases, latitude, and Rms.</w:t>
+        <w:t>Ridge performing almost the same as OLS is also useful. The Rms-Erh correlation did not destabilize the linear model enough for regularization to matter much. The Decision Tree supports the same feature ranking, using only Number of Phases, latitude, and Rms.</w:t>
       </w:r>
     </w:p>
     <w:p>
@@ -1693,7 +1548,6 @@
         <w:contextualSpacing w:val="0"/>
       </w:pPr>
       <w:r>
-        <w:lastRenderedPageBreak/>
         <w:t>ISTA 421 course materials (Ridge regression, cross-validation lecture notes).</w:t>
       </w:r>
     </w:p>
@@ -2746,6 +2600,7 @@
   <w:style w:type="character" w:default="1" w:styleId="DefaultParagraphFont">
     <w:name w:val="Default Paragraph Font"/>
     <w:uiPriority w:val="1"/>
+    <w:semiHidden/>
     <w:unhideWhenUsed/>
   </w:style>
   <w:style w:type="table" w:default="1" w:styleId="TableNormal">
